--- a/project/source_documents/lot_04/STATUTS_SAS_SPFPL_medecins_modele.docx
+++ b/project/source_documents/lot_04/STATUTS_SAS_SPFPL_medecins_modele.docx
@@ -1722,7 +1722,7 @@
           <w:vertAlign w:val="baseline"/>
           <w:rtl w:val="0"/>
         </w:rPr>
-        <w:t xml:space="preserve">Par le Docteur [prenom] [nom][capital_social]</w:t>
+        <w:t>Par le Docteur [prenom] [nom]</w:t>
         <w:tab/>
         <w:tab/>
         <w:tab/>
@@ -1730,6 +1730,7 @@
         <w:tab/>
         <w:tab/>
         <w:tab/>
+        <w:t>[capital_social]</w:t>
       </w:r>
     </w:p>
     <w:p>
@@ -7597,6 +7598,7 @@
           <w:bCs w:val="1"/>
           <w:sz w:val="20"/>
           <w:szCs w:val="20"/>
+          <w:u w:val="single"/>
           <w:vertAlign w:val="baseline"/>
           <w:rtl w:val="0"/>
         </w:rPr>
